--- a/Knowledge/3-Work knowledge/1-Software Engineering/2-General Technologies/9-Databases/5-My Source/1-Intro to Databases/3-Database Management System components/8-Metadata Catalog.docx
+++ b/Knowledge/3-Work knowledge/1-Software Engineering/2-General Technologies/9-Databases/5-My Source/1-Intro to Databases/3-Database Management System components/8-Metadata Catalog.docx
@@ -31,6 +31,7 @@
       </w:pPr>
       <w:r>
         <w:rPr>
+          <w:rFonts w:ascii="Arial" w:hAnsi="Arial" w:eastAsia="Arial"/>
           <w:b/>
           <w:color w:val="000000"/>
           <w:sz w:val="18"/>
@@ -40,6 +41,7 @@
       </w:r>
       <w:r>
         <w:rPr>
+          <w:rFonts w:ascii="Arial" w:hAnsi="Arial" w:eastAsia="Arial"/>
           <w:color w:val="000000"/>
           <w:sz w:val="18"/>
           <w:highlight w:val="lightGray"/>
@@ -48,6 +50,7 @@
       </w:r>
       <w:r>
         <w:rPr>
+          <w:rFonts w:ascii="Arial" w:hAnsi="Arial" w:eastAsia="Arial"/>
           <w:b/>
           <w:color w:val="000000"/>
           <w:sz w:val="18"/>
@@ -57,6 +60,7 @@
       </w:r>
       <w:r>
         <w:rPr>
+          <w:rFonts w:ascii="Arial" w:hAnsi="Arial" w:eastAsia="Arial"/>
           <w:color w:val="000000"/>
           <w:sz w:val="18"/>
           <w:highlight w:val="lightGray"/>
@@ -65,6 +69,7 @@
       </w:r>
       <w:r>
         <w:rPr>
+          <w:rFonts w:ascii="Arial" w:hAnsi="Arial" w:eastAsia="Arial"/>
           <w:b/>
           <w:color w:val="000000"/>
           <w:sz w:val="18"/>
@@ -74,6 +79,7 @@
       </w:r>
       <w:r>
         <w:rPr>
+          <w:rFonts w:ascii="Arial" w:hAnsi="Arial" w:eastAsia="Arial"/>
           <w:color w:val="000000"/>
           <w:sz w:val="18"/>
           <w:highlight w:val="lightGray"/>
@@ -238,6 +244,7 @@
       </w:pPr>
       <w:r>
         <w:rPr>
+          <w:rFonts w:ascii="Arial" w:hAnsi="Arial" w:eastAsia="Arial"/>
           <w:b/>
           <w:color w:val="000000"/>
           <w:sz w:val="18"/>
@@ -247,6 +254,7 @@
       </w:r>
       <w:r>
         <w:rPr>
+          <w:rFonts w:ascii="Arial" w:hAnsi="Arial" w:eastAsia="Arial"/>
           <w:color w:val="000000"/>
           <w:sz w:val="18"/>
           <w:highlight w:val="lightGray"/>
@@ -255,6 +263,7 @@
       </w:r>
       <w:r>
         <w:rPr>
+          <w:rFonts w:ascii="Arial" w:hAnsi="Arial" w:eastAsia="Arial"/>
           <w:b/>
           <w:color w:val="000000"/>
           <w:sz w:val="18"/>
@@ -264,6 +273,7 @@
       </w:r>
       <w:r>
         <w:rPr>
+          <w:rFonts w:ascii="Arial" w:hAnsi="Arial" w:eastAsia="Arial"/>
           <w:color w:val="000000"/>
           <w:sz w:val="18"/>
           <w:highlight w:val="lightGray"/>
@@ -272,6 +282,7 @@
       </w:r>
       <w:r>
         <w:rPr>
+          <w:rFonts w:ascii="Arial" w:hAnsi="Arial" w:eastAsia="Arial"/>
           <w:b/>
           <w:color w:val="000000"/>
           <w:sz w:val="18"/>
@@ -281,6 +292,7 @@
       </w:r>
       <w:r>
         <w:rPr>
+          <w:rFonts w:ascii="Arial" w:hAnsi="Arial" w:eastAsia="Arial"/>
           <w:color w:val="000000"/>
           <w:sz w:val="18"/>
           <w:highlight w:val="lightGray"/>
@@ -1056,6 +1068,7 @@
       </w:pPr>
       <w:r>
         <w:rPr>
+          <w:rFonts w:ascii="Arial" w:hAnsi="Arial" w:eastAsia="Arial"/>
           <w:b/>
           <w:color w:val="000000"/>
           <w:sz w:val="18"/>
@@ -1065,6 +1078,7 @@
       </w:r>
       <w:r>
         <w:rPr>
+          <w:rFonts w:ascii="Arial" w:hAnsi="Arial" w:eastAsia="Arial"/>
           <w:color w:val="000000"/>
           <w:sz w:val="18"/>
           <w:highlight w:val="lightGray"/>
@@ -1073,6 +1087,7 @@
       </w:r>
       <w:r>
         <w:rPr>
+          <w:rFonts w:ascii="Arial" w:hAnsi="Arial" w:eastAsia="Arial"/>
           <w:b/>
           <w:color w:val="000000"/>
           <w:sz w:val="18"/>
@@ -1082,6 +1097,7 @@
       </w:r>
       <w:r>
         <w:rPr>
+          <w:rFonts w:ascii="Arial" w:hAnsi="Arial" w:eastAsia="Arial"/>
           <w:color w:val="000000"/>
           <w:sz w:val="18"/>
           <w:highlight w:val="lightGray"/>
@@ -1090,6 +1106,7 @@
       </w:r>
       <w:r>
         <w:rPr>
+          <w:rFonts w:ascii="Arial" w:hAnsi="Arial" w:eastAsia="Arial"/>
           <w:b/>
           <w:color w:val="000000"/>
           <w:sz w:val="18"/>
@@ -1099,6 +1116,7 @@
       </w:r>
       <w:r>
         <w:rPr>
+          <w:rFonts w:ascii="Arial" w:hAnsi="Arial" w:eastAsia="Arial"/>
           <w:color w:val="000000"/>
           <w:sz w:val="18"/>
           <w:highlight w:val="lightGray"/>
@@ -1524,6 +1542,7 @@
       </w:pPr>
       <w:r>
         <w:rPr>
+          <w:rFonts w:ascii="Arial" w:hAnsi="Arial" w:eastAsia="Arial"/>
           <w:b/>
           <w:color w:val="000000"/>
           <w:sz w:val="18"/>
@@ -1533,6 +1552,7 @@
       </w:r>
       <w:r>
         <w:rPr>
+          <w:rFonts w:ascii="Arial" w:hAnsi="Arial" w:eastAsia="Arial"/>
           <w:color w:val="000000"/>
           <w:sz w:val="18"/>
           <w:highlight w:val="lightGray"/>
@@ -1541,6 +1561,7 @@
       </w:r>
       <w:r>
         <w:rPr>
+          <w:rFonts w:ascii="Arial" w:hAnsi="Arial" w:eastAsia="Arial"/>
           <w:b/>
           <w:color w:val="000000"/>
           <w:sz w:val="18"/>
@@ -1550,6 +1571,7 @@
       </w:r>
       <w:r>
         <w:rPr>
+          <w:rFonts w:ascii="Arial" w:hAnsi="Arial" w:eastAsia="Arial"/>
           <w:color w:val="000000"/>
           <w:sz w:val="18"/>
           <w:highlight w:val="lightGray"/>
@@ -1558,6 +1580,7 @@
       </w:r>
       <w:r>
         <w:rPr>
+          <w:rFonts w:ascii="Arial" w:hAnsi="Arial" w:eastAsia="Arial"/>
           <w:b/>
           <w:color w:val="000000"/>
           <w:sz w:val="18"/>
@@ -1567,6 +1590,7 @@
       </w:r>
       <w:r>
         <w:rPr>
+          <w:rFonts w:ascii="Arial" w:hAnsi="Arial" w:eastAsia="Arial"/>
           <w:color w:val="000000"/>
           <w:sz w:val="18"/>
           <w:highlight w:val="lightGray"/>
@@ -1646,6 +1670,7 @@
       </w:pPr>
       <w:r>
         <w:rPr>
+          <w:rFonts w:ascii="Arial" w:hAnsi="Arial" w:eastAsia="Arial"/>
           <w:b/>
           <w:color w:val="000000"/>
           <w:sz w:val="18"/>
@@ -1655,6 +1680,7 @@
       </w:r>
       <w:r>
         <w:rPr>
+          <w:rFonts w:ascii="Arial" w:hAnsi="Arial" w:eastAsia="Arial"/>
           <w:color w:val="000000"/>
           <w:sz w:val="18"/>
           <w:highlight w:val="lightGray"/>
@@ -1663,6 +1689,7 @@
       </w:r>
       <w:r>
         <w:rPr>
+          <w:rFonts w:ascii="Arial" w:hAnsi="Arial" w:eastAsia="Arial"/>
           <w:b/>
           <w:color w:val="000000"/>
           <w:sz w:val="18"/>
@@ -1672,6 +1699,7 @@
       </w:r>
       <w:r>
         <w:rPr>
+          <w:rFonts w:ascii="Arial" w:hAnsi="Arial" w:eastAsia="Arial"/>
           <w:color w:val="000000"/>
           <w:sz w:val="18"/>
           <w:highlight w:val="lightGray"/>
@@ -1680,6 +1708,7 @@
       </w:r>
       <w:r>
         <w:rPr>
+          <w:rFonts w:ascii="Arial" w:hAnsi="Arial" w:eastAsia="Arial"/>
           <w:b/>
           <w:color w:val="000000"/>
           <w:sz w:val="18"/>
@@ -1689,6 +1718,7 @@
       </w:r>
       <w:r>
         <w:rPr>
+          <w:rFonts w:ascii="Arial" w:hAnsi="Arial" w:eastAsia="Arial"/>
           <w:color w:val="000000"/>
           <w:sz w:val="18"/>
           <w:highlight w:val="lightGray"/>
@@ -2280,6 +2310,7 @@
       </w:pPr>
       <w:r>
         <w:rPr>
+          <w:rFonts w:ascii="Arial" w:hAnsi="Arial" w:eastAsia="Arial"/>
           <w:b/>
           <w:color w:val="000000"/>
           <w:sz w:val="18"/>
@@ -2289,6 +2320,7 @@
       </w:r>
       <w:r>
         <w:rPr>
+          <w:rFonts w:ascii="Arial" w:hAnsi="Arial" w:eastAsia="Arial"/>
           <w:color w:val="000000"/>
           <w:sz w:val="18"/>
           <w:highlight w:val="lightGray"/>
@@ -2297,6 +2329,7 @@
       </w:r>
       <w:r>
         <w:rPr>
+          <w:rFonts w:ascii="Arial" w:hAnsi="Arial" w:eastAsia="Arial"/>
           <w:b/>
           <w:color w:val="000000"/>
           <w:sz w:val="18"/>
@@ -2306,6 +2339,7 @@
       </w:r>
       <w:r>
         <w:rPr>
+          <w:rFonts w:ascii="Arial" w:hAnsi="Arial" w:eastAsia="Arial"/>
           <w:color w:val="000000"/>
           <w:sz w:val="18"/>
           <w:highlight w:val="lightGray"/>
@@ -2314,6 +2348,7 @@
       </w:r>
       <w:r>
         <w:rPr>
+          <w:rFonts w:ascii="Arial" w:hAnsi="Arial" w:eastAsia="Arial"/>
           <w:b/>
           <w:color w:val="000000"/>
           <w:sz w:val="18"/>
@@ -2323,6 +2358,7 @@
       </w:r>
       <w:r>
         <w:rPr>
+          <w:rFonts w:ascii="Arial" w:hAnsi="Arial" w:eastAsia="Arial"/>
           <w:color w:val="000000"/>
           <w:sz w:val="18"/>
           <w:highlight w:val="lightGray"/>
@@ -2445,6 +2481,7 @@
       </w:pPr>
       <w:r>
         <w:rPr>
+          <w:rFonts w:ascii="Arial" w:hAnsi="Arial" w:eastAsia="Arial"/>
           <w:b/>
           <w:color w:val="000000"/>
           <w:sz w:val="18"/>
@@ -2454,6 +2491,7 @@
       </w:r>
       <w:r>
         <w:rPr>
+          <w:rFonts w:ascii="Arial" w:hAnsi="Arial" w:eastAsia="Arial"/>
           <w:color w:val="000000"/>
           <w:sz w:val="18"/>
           <w:highlight w:val="lightGray"/>
@@ -2462,6 +2500,7 @@
       </w:r>
       <w:r>
         <w:rPr>
+          <w:rFonts w:ascii="Arial" w:hAnsi="Arial" w:eastAsia="Arial"/>
           <w:b/>
           <w:color w:val="000000"/>
           <w:sz w:val="18"/>
@@ -2471,6 +2510,7 @@
       </w:r>
       <w:r>
         <w:rPr>
+          <w:rFonts w:ascii="Arial" w:hAnsi="Arial" w:eastAsia="Arial"/>
           <w:color w:val="000000"/>
           <w:sz w:val="18"/>
           <w:highlight w:val="lightGray"/>
@@ -2479,6 +2519,7 @@
       </w:r>
       <w:r>
         <w:rPr>
+          <w:rFonts w:ascii="Arial" w:hAnsi="Arial" w:eastAsia="Arial"/>
           <w:b/>
           <w:color w:val="000000"/>
           <w:sz w:val="18"/>
@@ -2488,6 +2529,7 @@
       </w:r>
       <w:r>
         <w:rPr>
+          <w:rFonts w:ascii="Arial" w:hAnsi="Arial" w:eastAsia="Arial"/>
           <w:color w:val="000000"/>
           <w:sz w:val="18"/>
           <w:highlight w:val="lightGray"/>
@@ -2629,6 +2671,7 @@
       </w:pPr>
       <w:r>
         <w:rPr>
+          <w:rFonts w:ascii="Arial" w:hAnsi="Arial" w:eastAsia="Arial"/>
           <w:b/>
           <w:color w:val="000000"/>
           <w:sz w:val="18"/>
@@ -2638,6 +2681,7 @@
       </w:r>
       <w:r>
         <w:rPr>
+          <w:rFonts w:ascii="Arial" w:hAnsi="Arial" w:eastAsia="Arial"/>
           <w:color w:val="000000"/>
           <w:sz w:val="18"/>
           <w:highlight w:val="lightGray"/>
@@ -2646,6 +2690,7 @@
       </w:r>
       <w:r>
         <w:rPr>
+          <w:rFonts w:ascii="Arial" w:hAnsi="Arial" w:eastAsia="Arial"/>
           <w:b/>
           <w:color w:val="000000"/>
           <w:sz w:val="18"/>
@@ -2655,6 +2700,7 @@
       </w:r>
       <w:r>
         <w:rPr>
+          <w:rFonts w:ascii="Arial" w:hAnsi="Arial" w:eastAsia="Arial"/>
           <w:color w:val="000000"/>
           <w:sz w:val="18"/>
           <w:highlight w:val="lightGray"/>
@@ -2663,6 +2709,7 @@
       </w:r>
       <w:r>
         <w:rPr>
+          <w:rFonts w:ascii="Arial" w:hAnsi="Arial" w:eastAsia="Arial"/>
           <w:b/>
           <w:color w:val="000000"/>
           <w:sz w:val="18"/>
@@ -2672,6 +2719,7 @@
       </w:r>
       <w:r>
         <w:rPr>
+          <w:rFonts w:ascii="Arial" w:hAnsi="Arial" w:eastAsia="Arial"/>
           <w:color w:val="000000"/>
           <w:sz w:val="18"/>
           <w:highlight w:val="lightGray"/>

--- a/Knowledge/3-Work knowledge/1-Software Engineering/2-General Technologies/9-Databases/5-My Source/1-Intro to Databases/3-Database Management System components/8-Metadata Catalog.docx
+++ b/Knowledge/3-Work knowledge/1-Software Engineering/2-General Technologies/9-Databases/5-My Source/1-Intro to Databases/3-Database Management System components/8-Metadata Catalog.docx
@@ -9,6 +9,9 @@
       <w:bookmarkStart w:id="0" w:name="_enwn33hz7qq8" w:colFirst="0" w:colLast="0"/>
       <w:bookmarkEnd w:id="0"/>
       <w:r>
+        <w:rPr>
+          <w:rFonts w:ascii="Calibri Light" w:hAnsi="Calibri Light" w:eastAsia="Calibri Light"/>
+        </w:rPr>
         <w:t>Metadata Catalog</w:t>
       </w:r>
     </w:p>
@@ -22,6 +25,9 @@
       <w:bookmarkStart w:id="1" w:name="_w71maa36ujhp" w:colFirst="0" w:colLast="0"/>
       <w:bookmarkEnd w:id="1"/>
       <w:r>
+        <w:rPr>
+          <w:rFonts w:ascii="Calibri Light" w:hAnsi="Calibri Light" w:eastAsia="Calibri Light"/>
+        </w:rPr>
         <w:t>🗂️ What Is a Metadata Catalog in a DBMS?</w:t>
       </w:r>
     </w:p>
@@ -230,6 +236,7 @@
       <w:bookmarkEnd w:id="2"/>
       <w:r>
         <w:rPr>
+          <w:rFonts w:ascii="Calibri Light" w:hAnsi="Calibri Light" w:eastAsia="Calibri Light"/>
           <w:b/>
           <w:bCs/>
           <w:sz w:val="34"/>
@@ -1054,6 +1061,7 @@
       <w:bookmarkEnd w:id="3"/>
       <w:r>
         <w:rPr>
+          <w:rFonts w:ascii="Calibri Light" w:hAnsi="Calibri Light" w:eastAsia="Calibri Light"/>
           <w:b/>
           <w:bCs/>
           <w:sz w:val="34"/>
@@ -1528,6 +1536,7 @@
       <w:bookmarkEnd w:id="4"/>
       <w:r>
         <w:rPr>
+          <w:rFonts w:ascii="Calibri Light" w:hAnsi="Calibri Light" w:eastAsia="Calibri Light"/>
           <w:b/>
           <w:bCs/>
           <w:sz w:val="34"/>
@@ -1661,6 +1670,9 @@
       <w:bookmarkStart w:id="5" w:name="_4hv8h87gdw35" w:colFirst="0" w:colLast="0"/>
       <w:bookmarkEnd w:id="5"/>
       <w:r>
+        <w:rPr>
+          <w:rFonts w:ascii="Calibri Light" w:hAnsi="Calibri Light" w:eastAsia="Calibri Light"/>
+        </w:rPr>
         <w:t>Examples by DBMS:</w:t>
       </w:r>
     </w:p>
@@ -2296,6 +2308,7 @@
       <w:bookmarkEnd w:id="6"/>
       <w:r>
         <w:rPr>
+          <w:rFonts w:ascii="Calibri Light" w:hAnsi="Calibri Light" w:eastAsia="Calibri Light"/>
           <w:b/>
           <w:bCs/>
           <w:sz w:val="34"/>
@@ -2467,6 +2480,7 @@
       <w:bookmarkEnd w:id="7"/>
       <w:r>
         <w:rPr>
+          <w:rFonts w:ascii="Calibri Light" w:hAnsi="Calibri Light" w:eastAsia="Calibri Light"/>
           <w:b/>
           <w:bCs/>
           <w:sz w:val="34"/>
@@ -2662,6 +2676,9 @@
       <w:bookmarkStart w:id="8" w:name="_y7ctj1y4rch8" w:colFirst="0" w:colLast="0"/>
       <w:bookmarkEnd w:id="8"/>
       <w:r>
+        <w:rPr>
+          <w:rFonts w:ascii="Calibri Light" w:hAnsi="Calibri Light" w:eastAsia="Calibri Light"/>
+        </w:rPr>
         <w:t>📌 Summary</w:t>
       </w:r>
     </w:p>
